--- a/example_articles/states/Arizona/6.states_Arizona_Other_publisher.docx
+++ b/example_articles/states/Arizona/6.states_Arizona_Other_publisher.docx
@@ -27,17 +27,17 @@
     </w:p>
     <w:p>
       <w:r>
-        <w:t>Source File: Other publishers/Files (500) (16).DOCX</w:t>
+        <w:t>Source file: Other publishers/Files (500) (16).DOCX</w:t>
       </w:r>
     </w:p>
     <w:p>
       <w:r>
-        <w:t>Raw locations result: ['Arizona']</w:t>
+        <w:t>Raw locations result, 'locations': ['Arizona']</w:t>
       </w:r>
     </w:p>
     <w:p>
       <w:r>
-        <w:t>states_stand_flat (Standardized): Arizona</w:t>
+        <w:t>Standardized locations result, 'states_stand_flat': Arizona</w:t>
       </w:r>
     </w:p>
     <w:p>

--- a/example_articles/states/Arizona/6.states_Arizona_Other_publisher.docx
+++ b/example_articles/states/Arizona/6.states_Arizona_Other_publisher.docx
@@ -7,7 +7,7 @@
         <w:pStyle w:val="Heading1"/>
       </w:pPr>
       <w:r>
-        <w:t>'BEAUTIFUL THING' A DRAMA</w:t>
+        <w:t>BUCHANAN AND DOLE IN ARIZONA DEAD HEAT</w:t>
       </w:r>
     </w:p>
     <w:p>
@@ -17,17 +17,17 @@
     </w:p>
     <w:p>
       <w:r>
-        <w:t>Date: 1996-12-27</w:t>
+        <w:t>Date: 1996-02-27</w:t>
       </w:r>
     </w:p>
     <w:p>
       <w:r>
-        <w:t>Section: ARTS &amp; ENTERTAINMENT,; MOVIE REVIEW</w:t>
+        <w:t>Section: NATIONAL; Pg. A01</w:t>
       </w:r>
     </w:p>
     <w:p>
       <w:r>
-        <w:t>Source file: Other publishers/Files (500) (16).DOCX</w:t>
+        <w:t>Source file: Other publishers/Files (500) (29).DOCX</w:t>
       </w:r>
     </w:p>
     <w:p>
@@ -49,37 +49,77 @@
     </w:p>
     <w:p>
       <w:r>
-        <w:t>The low-rise block of English flats in ''Beautiful Thing'' seems like Dysfunction Central.</w:t>
+        <w:t>Linda Eggleston had all the paraphernalia - a Dole sticker on her lapel, a Dole poster in one hand, and a bag of Dole literature in the other.</w:t>
         <w:br/>
-        <w:t xml:space="preserve"> </w:t>
+        <w:t>Yet, when asked why she supports Bob Dole for president, the 42-year-old nurse hesitated, smiled, then reached for a Dole campaign brochure to search for an answer, finally saying: "I'm voting for experience."</w:t>
         <w:br/>
-        <w:t>Single mother Sandra, 45, works in a pub and is sleeping with a 27-year-old hippie. Her lonely teen-age son, Jamie, keeps skipping school to escape the bullies. He'd much rather watch TV at home.</w:t>
+        <w:t>A few miles away, waiting to see Buchanan emerge from a church, Socorro Ball, a 38-year-old housewife, responded immediately when asked why she backs Patrick J. Buchanan. She said she agreed with his stand against abortion and his protectionist trade policies.</w:t>
         <w:br/>
-        <w:t>Next door is Leah, a school dropout who's obsessed with Mama Cass, the late singer of The Mamas &amp; the Papas. The gossip-mongering, often foul-mouthed Leah contends, ''I am the victim of the education thingamabob . . . wasteland.''</w:t>
+        <w:t>As Arizona Republicans vote today in their winner-take-all primary, polls show Dole and Buchanan in a dead heat, with magazine publisher Steve Forbes close and former Tennessee governor Lamar Alexander trailing. But interviews with voters here suggest that Dole's support is waning while Buchanan's is surging.</w:t>
         <w:br/>
-        <w:t>Living on the other side of Sandra and Jamie are a drunken ex-boxer and his two sons. The father likes to pummel one of them, a popular classmate of Jamie's named Ste.</w:t>
+        <w:t>Polls don't show the passion. They don't take into the account that Buchanan posters tend to appear in the windows and yards of Arizona voters, while Dole's are on telephone poles - right where his paid staff members have put them.</w:t>
         <w:br/>
-        <w:t>''Beautiful Thing'' examines how nothing and everything changes for these British working-class folks. Its emotional heart - everything else moves like spokes from the center - is the relationship that develops between Jamie and Ste. When Sandra, well aware of the abuse going on in the flat next door, finds Ste crying one night, she invites him into her place.</w:t>
+        <w:t>With all of its 39 delegates going to whoever gets the most votes here, Arizona is the biggest prize to date in the campaign for the 1996 GOP presidential nomination. North Dakota and South Dakota also vote today and will award their combined 36 delegates proportionally.</w:t>
         <w:br/>
-        <w:t>As Jamie and Ste wrestle with their attraction, Sandra pursues her dream of managing her own pub and Leah threatens to expose the boys' relationship.</w:t>
+        <w:t>For Buchanan, the day provides a chance to build on his strong early showings in Louisiana, Iowa and New Hampshire. He leads the field with 27 delegates. Forbes has 17, Dole has 16, and Alexander has 9. It will take 996 to win the nomination.</w:t>
         <w:br/>
-        <w:t>''Beautiful Thing,'' opening today at the Harris Theater, drops us into the lives of these half-dozen people without benefit of much background. It doesn't seem to matter, since director Hettie Macdonald and writer Jonathan Harvey (who based this on his play), give us the keys to each character.</w:t>
+        <w:t>After today, the campaign shifts to South Carolina, which holds its first-in-the-South primary on Saturday.</w:t>
         <w:br/>
-        <w:t xml:space="preserve"> </w:t>
+        <w:t>"I'm beginning to think I'm going all the way," Buchanan said in Tucson. "A victory in Arizona I think would give us such propulsion it would be very, very difficult to stop us from winning the nomination."</w:t>
         <w:br/>
-        <w:t>It makes great use of The Mamas &amp; the Papas music and a song from ''The Sound of Music'' that gives a whole new spin to the lyric about being ''totally unprepared to face the world of men.'' My main quibble is the movie's ending - while dreamily dramatic, it seems unlikely given what's come before. It makes the characters take a giant leap when a big step would have done nicely.</w:t>
+        <w:t>In addition, Buchanan declared that many of the attacks leveled against him during the campaign have been attacks on his supporters as well, evidence that his critics have only "manifest contempt for the people of middle America."</w:t>
         <w:br/>
-        <w:t>'BEAUTIFUL THING'</w:t>
+        <w:t>Buchanan said he was particularly angered by remarks by Democratic National Committee Cochairman Christopher J. Dodd, who on Sunday jokingly compared Buchanan backers to young toughs known as skinheads.</w:t>
         <w:br/>
-        <w:t>Rating: R in nature for brief nudity, sexual situations, language.</w:t>
+        <w:t>"They are calling them all names," said Buchanan. "They're elitists. They talk about their love for the people. They don't care about the people."</w:t>
         <w:br/>
-        <w:t>Players: Scott Neal, Glenn Berry.</w:t>
+        <w:t>Dole, who campaigned in Arizona over the weekend but was in Georgia yesterday, conceded he needed a win badly to stop Buchanan's surge.</w:t>
         <w:br/>
-        <w:t>Director: Hettie Macdonald.</w:t>
+        <w:t>"I'm tired of coming in second," Dole said, as he explained several key staff changes in his campaign, including naming a new chief strategist, Don Sipple, and a new pollster, Tony Fabrizio.</w:t>
         <w:br/>
-        <w:t>Critic's call: 2 1/2 stars</w:t>
+        <w:t>"We're getting into a very important month here," Dole told reporters. "The changes have been made and we're moving on."</w:t>
         <w:br/>
-        <w:t>WEEKEND MAGAZINE</w:t>
+        <w:t>Asked if Americans could expect to see "a different Dole" as a result of the shake-up, Dole wisecracked, "Flavor of the week."</w:t>
+        <w:br/>
+        <w:t>"Changing campaign managers is not Sen. Dole's problem," Alexander said at a rally in Marietta, Ga.</w:t>
+        <w:br/>
+        <w:t>"Sen. Dole's problem is that he doesn't seem to have one idea about where to take the country. The second problem is he's running negative ads and making negative telephone calls. The third problem is he's ducking debate."</w:t>
+        <w:br/>
+        <w:t>Alexander, who describes himself as the only candidate who can beat President Clinton, is so far the only major Republican hopeful without a win, and he knows he needs a victory soon to have a chance at the White House. His campaign is concentrating on contests in the South in hopes that his roots and experience here will help him catch up to or shoot ahead of his competitors.</w:t>
+        <w:br/>
+        <w:t>An upbeat Forbes predicted that not only will he win here in the Western states' first Republican contest but that the GOP race will still be undecided by the time of California's primary on March 26.</w:t>
+        <w:br/>
+        <w:t>"We have the same thrust here that we had in Delaware, so we have the momentum going our way," Forbes said after speaking to an enthusiastic group of 200 senior citizens at a Scottsdale retirement village.</w:t>
+        <w:br/>
+        <w:t>Wearing a black cowboy hat, Buchanan was relishing his role as the bad boy of the campaign, the man whose populist appeal to religious conservatives and the economically anxious knocked Dole off his perch as the undisputed front-runner.</w:t>
+        <w:br/>
+        <w:t>"We're going to put Beltway Bob in Boot Hill," Buchanan said yesterday in Tombstone. He posed in the O.K. Corral standing next to a figure representing shootout figure Billy Clanton, whose name had been changed to Clinton for the event.</w:t>
+        <w:br/>
+        <w:t>Buchanan said Dole's campaign is "imploding" and added that "if he loses Arizona, the Dole campaign goes on life support."</w:t>
+        <w:br/>
+        <w:t>Indeed, many Dole supporters had a hard time in interviews explaining what they liked about their man's agenda. They had no trouble identifying the key elements in the Buchanan platform.</w:t>
+        <w:br/>
+        <w:t>Karen Heartlight, 39, said she agrees with Buchanan that the United States should stop illegal immigration. But she said she could not vote for Buchanan because he fervently opposes abortion, and she supports abortion rights. Reminded that Dole, too, opposes abortion, she said she doesn't think Dole would really do anything to ban abortion.</w:t>
+        <w:br/>
+        <w:t>"Dole really hasn't been very outspoken on the issues," said Brian Kunkel, a 30-year-old carpet cleaner from Phoenix who nonetheless plans to vote for Dole.</w:t>
+        <w:br/>
+        <w:t>Claude Mattox, 42, who owns a small real-estate company in Phoenix, had no problem explaining his support for Dole: "He's experienced. . . . He's got the interest of small business in mind. We need less regulation."</w:t>
+        <w:br/>
+        <w:t>And Mattox, like many Dole supporters, thinks Buchanan is too divisive, too controversial, to beat President Clinton.</w:t>
+        <w:br/>
+        <w:t>Buchanan partisans have few such doubts.</w:t>
+        <w:br/>
+        <w:t>"Pat's for putting American people to work," said Ball, a 38-year-old housewife from Glendale who worries that trade deals like the North American Free Trade Agreement are allowing businesses to ship jobs south of the border. "My family is working-class people. We should put our people to work, not the people of Mexico."</w:t>
+        <w:br/>
+        <w:t>And there's Bill Whelan, a 51-year-old engineer from Phoenix who took a week of vacation to volunteer for Buchanan. He thinks the Republican Party establishment has grown too complacent to do anything about what he sees as the country's moral decline.</w:t>
+        <w:br/>
+        <w:t>"Whether Buchanan wins or loses, he's drawn a lot of attention to the cause, he's brought a lot of people to the cause," said Whelan. "He stirred the hearts of a lot of people."</w:t>
+        <w:br/>
+        <w:br/>
+        <w:t>Notes</w:t>
+        <w:br/>
+        <w:br/>
+        <w:t>CAMPAIGN '96</w:t>
       </w:r>
     </w:p>
     <w:sectPr>

--- a/example_articles/states/Arizona/6.states_Arizona_Other_publisher.docx
+++ b/example_articles/states/Arizona/6.states_Arizona_Other_publisher.docx
@@ -7,7 +7,7 @@
         <w:pStyle w:val="Heading1"/>
       </w:pPr>
       <w:r>
-        <w:t>BUCHANAN AND DOLE IN ARIZONA DEAD HEAT</w:t>
+        <w:t>Borat hits the wrong target; He misfires in looking for anti-Semitism in America. Europe holds the real danger.</w:t>
       </w:r>
     </w:p>
     <w:p>
@@ -17,17 +17,17 @@
     </w:p>
     <w:p>
       <w:r>
-        <w:t>Date: 1996-02-27</w:t>
+        <w:t>Date: 2006-11-27</w:t>
       </w:r>
     </w:p>
     <w:p>
       <w:r>
-        <w:t>Section: NATIONAL; Pg. A01</w:t>
+        <w:t>Section: EDITORIAL; Pg. A11</w:t>
       </w:r>
     </w:p>
     <w:p>
       <w:r>
-        <w:t>Source file: Other publishers/Files (500) (29).DOCX</w:t>
+        <w:t>Source file: Other publishers/Files (500) (20).DOCX</w:t>
       </w:r>
     </w:p>
     <w:p>
@@ -49,77 +49,35 @@
     </w:p>
     <w:p>
       <w:r>
-        <w:t>Linda Eggleston had all the paraphernalia - a Dole sticker on her lapel, a Dole poster in one hand, and a bag of Dole literature in the other.</w:t>
+        <w:t>Charles Krauthammer</w:t>
         <w:br/>
-        <w:t>Yet, when asked why she supports Bob Dole for president, the 42-year-old nurse hesitated, smiled, then reached for a Dole campaign brochure to search for an answer, finally saying: "I'm voting for experience."</w:t>
+        <w:t>is a columnist with the Washington Post Writers Group</w:t>
         <w:br/>
-        <w:t>A few miles away, waiting to see Buchanan emerge from a church, Socorro Ball, a 38-year-old housewife, responded immediately when asked why she backs Patrick J. Buchanan. She said she agreed with his stand against abortion and his protectionist trade policies.</w:t>
+        <w:t>Borat is many things: a sidesplitting triumph of slapstick and scatology, a runaway moneymaker and budding franchise, the worst thing to happen to Kazakstan since the Mongol hordes, and, as columnist David Brooks astutely points out, a supreme display of elite snobbery reveling in the humiliation of the hoaxed hillbilly.</w:t>
         <w:br/>
-        <w:t>As Arizona Republicans vote today in their winner-take-all primary, polls show Dole and Buchanan in a dead heat, with magazine publisher Steve Forbes close and former Tennessee governor Lamar Alexander trailing. But interviews with voters here suggest that Dole's support is waning while Buchanan's is surging.</w:t>
+        <w:t>But it is one thing more, something Brooks alluded to in passing but which requires at least one elaboration: an unintentionally revealing demonstration of the unfortunate attitude of many liberal Jews toward working-class American Christians, especially evangelicals.</w:t>
         <w:br/>
-        <w:t>Polls don't show the passion. They don't take into the account that Buchanan posters tend to appear in the windows and yards of Arizona voters, while Dole's are on telephone poles - right where his paid staff members have put them.</w:t>
+        <w:t>You know the shtick. Borat goes around America making anti-Semitic remarks in order to elicit a nodding anti-Semitic response. And with enough liquor and cajoling, he succeeds. In the most notorious such scene (on HBO's Da Ali G Show, where the character was born), Borat sings "Throw the Jew Down the Well" in an Arizona bar as the local rubes join in.</w:t>
         <w:br/>
-        <w:t>With all of its 39 delegates going to whoever gets the most votes here, Arizona is the biggest prize to date in the campaign for the 1996 GOP presidential nomination. North Dakota and South Dakota also vote today and will award their combined 36 delegates proportionally.</w:t>
+        <w:t>Sacha Baron Cohen, the creator of Borat, revealed his purpose for doing that in a rare out-of-character interview he granted Rolling Stone in part to counter charges that he was promoting anti-Semitism. On the face of it, this would be odd, given that Cohen is himself a Sabbath-observing Jew. His defense is that he is using Borat's anti-Semitism as a "tool" to expose it in others. And that his Arizona bar stunt revealed, if not anti-Semitism, then "indifference" to anti-Semitism. And that, he maintains, was the path to the Holocaust.</w:t>
         <w:br/>
-        <w:t>For Buchanan, the day provides a chance to build on his strong early showings in Louisiana, Iowa and New Hampshire. He leads the field with 27 delegates. Forbes has 17, Dole has 16, and Alexander has 9. It will take 996 to win the nomination.</w:t>
+        <w:t>Whoaaaa. Does he really believe such rubbish? Can a man that smart (Cambridge, investment banker and now brilliant filmmaker) really believe that indifference to anti-Semitism and the road to the Holocaust are to be found in a country and western bar in Tucson?</w:t>
         <w:br/>
-        <w:t>After today, the campaign shifts to South Carolina, which holds its first-in-the-South primary on Saturday.</w:t>
+        <w:t>Of all the gin joints in all the towns in all the world.</w:t>
         <w:br/>
-        <w:t>"I'm beginning to think I'm going all the way," Buchanan said in Tucson. "A victory in Arizona I think would give us such propulsion it would be very, very difficult to stop us from winning the nomination."</w:t>
+        <w:t>With anti-Semitism reemerging in Europe and rampant in the Islamic world; with Iran acquiring the ultimate weapon of genocide and proclaiming its intention to wipe out the world's largest Jewish community (Israel); with America and, in particular, its Christian evangelicals the only remaining Gentile constituency anywhere willing to defend that besieged Jewish outpost - is the American heartland really the locus of anti-Semitism? Is this the one place to go to find it?</w:t>
         <w:br/>
-        <w:t>In addition, Buchanan declared that many of the attacks leveled against him during the campaign have been attacks on his supporters as well, evidence that his critics have only "manifest contempt for the people of middle America."</w:t>
+        <w:t>Baron Cohen could easily have found what he seeks closer to home. He is, after all, from Europe, where synagogues are torched and cemeteries desecrated in a revival of anti-Semitism - not "indifference" to but active - unseen since the Holocaust. Where a Jew is singled out for torture and death by French African thugs. Where a leading Norwegian intellectual - et tu, Norway? - mocks "God's Chosen People" ("We laugh at this people's capriciousness and weep at its misdeeds") and calls for the destruction of Israel, the "state founded... on the ruins of an archaic national and warlike religion."</w:t>
         <w:br/>
-        <w:t>Buchanan said he was particularly angered by remarks by Democratic National Committee Cochairman Christopher J. Dodd, who on Sunday jokingly compared Buchanan backers to young toughs known as skinheads.</w:t>
+        <w:t>Yet amid this gathering darkness, an alarming number of liberal Jews are seized with the notion that the real threat lurks deep in the hearts of American Protestants, most specifically Southern evangelicals. Some fear that their children are going to be converted; others, that below the surface lies a pogrom waiting to happen; still others, that the evangelicals will take power in Washington and enact their own sharia law.</w:t>
         <w:br/>
-        <w:t>"They are calling them all names," said Buchanan. "They're elitists. They talk about their love for the people. They don't care about the people."</w:t>
+        <w:t>This is all quite crazy. America is the most welcoming, religiously tolerant, philo-Semitic country in the world. No nation since Cyrus the Great's Persia has done more for the Jews. And its reward is to be exposed as latently anti-Semitic by an itinerant Jew looking for laughs and, he solemnly assures us, for the path to the Holocaust?</w:t>
         <w:br/>
-        <w:t>Dole, who campaigned in Arizona over the weekend but was in Georgia yesterday, conceded he needed a win badly to stop Buchanan's surge.</w:t>
+        <w:t>Look. Harry Truman used to tell derisive Jewish jokes. Richard Nixon said nasty things about Jews in government and elsewhere. Who cares? Truman and Nixon were the two greatest friends of the Jews in the entire postwar period: Truman secured them a refuge in the state of Israel and Nixon saved it from extinction during the Yom Kippur War.</w:t>
         <w:br/>
-        <w:t>"I'm tired of coming in second," Dole said, as he explained several key staff changes in his campaign, including naming a new chief strategist, Don Sipple, and a new pollster, Tony Fabrizio.</w:t>
+        <w:t>It is very hard to be a Jew today, particularly in Baron Cohen's Europe, where Jew-baiting is once again becoming acceptable. But it is a sign of the disorientation of a distressed and confused people that we should find it so difficult to distinguish our friends from our enemies.</w:t>
         <w:br/>
-        <w:t>"We're getting into a very important month here," Dole told reporters. "The changes have been made and we're moving on."</w:t>
-        <w:br/>
-        <w:t>Asked if Americans could expect to see "a different Dole" as a result of the shake-up, Dole wisecracked, "Flavor of the week."</w:t>
-        <w:br/>
-        <w:t>"Changing campaign managers is not Sen. Dole's problem," Alexander said at a rally in Marietta, Ga.</w:t>
-        <w:br/>
-        <w:t>"Sen. Dole's problem is that he doesn't seem to have one idea about where to take the country. The second problem is he's running negative ads and making negative telephone calls. The third problem is he's ducking debate."</w:t>
-        <w:br/>
-        <w:t>Alexander, who describes himself as the only candidate who can beat President Clinton, is so far the only major Republican hopeful without a win, and he knows he needs a victory soon to have a chance at the White House. His campaign is concentrating on contests in the South in hopes that his roots and experience here will help him catch up to or shoot ahead of his competitors.</w:t>
-        <w:br/>
-        <w:t>An upbeat Forbes predicted that not only will he win here in the Western states' first Republican contest but that the GOP race will still be undecided by the time of California's primary on March 26.</w:t>
-        <w:br/>
-        <w:t>"We have the same thrust here that we had in Delaware, so we have the momentum going our way," Forbes said after speaking to an enthusiastic group of 200 senior citizens at a Scottsdale retirement village.</w:t>
-        <w:br/>
-        <w:t>Wearing a black cowboy hat, Buchanan was relishing his role as the bad boy of the campaign, the man whose populist appeal to religious conservatives and the economically anxious knocked Dole off his perch as the undisputed front-runner.</w:t>
-        <w:br/>
-        <w:t>"We're going to put Beltway Bob in Boot Hill," Buchanan said yesterday in Tombstone. He posed in the O.K. Corral standing next to a figure representing shootout figure Billy Clanton, whose name had been changed to Clinton for the event.</w:t>
-        <w:br/>
-        <w:t>Buchanan said Dole's campaign is "imploding" and added that "if he loses Arizona, the Dole campaign goes on life support."</w:t>
-        <w:br/>
-        <w:t>Indeed, many Dole supporters had a hard time in interviews explaining what they liked about their man's agenda. They had no trouble identifying the key elements in the Buchanan platform.</w:t>
-        <w:br/>
-        <w:t>Karen Heartlight, 39, said she agrees with Buchanan that the United States should stop illegal immigration. But she said she could not vote for Buchanan because he fervently opposes abortion, and she supports abortion rights. Reminded that Dole, too, opposes abortion, she said she doesn't think Dole would really do anything to ban abortion.</w:t>
-        <w:br/>
-        <w:t>"Dole really hasn't been very outspoken on the issues," said Brian Kunkel, a 30-year-old carpet cleaner from Phoenix who nonetheless plans to vote for Dole.</w:t>
-        <w:br/>
-        <w:t>Claude Mattox, 42, who owns a small real-estate company in Phoenix, had no problem explaining his support for Dole: "He's experienced. . . . He's got the interest of small business in mind. We need less regulation."</w:t>
-        <w:br/>
-        <w:t>And Mattox, like many Dole supporters, thinks Buchanan is too divisive, too controversial, to beat President Clinton.</w:t>
-        <w:br/>
-        <w:t>Buchanan partisans have few such doubts.</w:t>
-        <w:br/>
-        <w:t>"Pat's for putting American people to work," said Ball, a 38-year-old housewife from Glendale who worries that trade deals like the North American Free Trade Agreement are allowing businesses to ship jobs south of the border. "My family is working-class people. We should put our people to work, not the people of Mexico."</w:t>
-        <w:br/>
-        <w:t>And there's Bill Whelan, a 51-year-old engineer from Phoenix who took a week of vacation to volunteer for Buchanan. He thinks the Republican Party establishment has grown too complacent to do anything about what he sees as the country's moral decline.</w:t>
-        <w:br/>
-        <w:t>"Whether Buchanan wins or loses, he's drawn a lot of attention to the cause, he's brought a lot of people to the cause," said Whelan. "He stirred the hearts of a lot of people."</w:t>
-        <w:br/>
-        <w:br/>
-        <w:t>Notes</w:t>
-        <w:br/>
-        <w:br/>
-        <w:t>CAMPAIGN '96</w:t>
+        <w:t>Contact Charles Krauthammer at letters@charleskrauthammer.com.</w:t>
       </w:r>
     </w:p>
     <w:sectPr>
